--- a/assets/word/Elson-Lopes-CV-PT.docx
+++ b/assets/word/Elson-Lopes-CV-PT.docx
@@ -29,7 +29,7 @@
           <w:sz w:val="24"/>
           <w:szCs w:val="24"/>
         </w:rPr>
-        <w:t xml:space="preserve">Desenvolvedor .NET Sênior  |  C# / ASP.NET Core / SQL Server</w:t>
+        <w:t xml:space="preserve">Desenvolvedor .NET Pleno  |  C# / ASP.NET Core / SQL Server</w:t>
       </w:r>
     </w:p>
     <w:p>
@@ -89,7 +89,7 @@
           <w:sz w:val="20"/>
           <w:szCs w:val="20"/>
         </w:rPr>
-        <w:t xml:space="preserve">Desenvolvedor .NET com mais de 6 anos de experiência no ciclo completo de desenvolvimento de software C#/.NET, atuando na construção de sistemas empresariais de alta complexidade e missão crítica. Sólida vivência com ASP.NET Core, Web API, arquitetura multi-banco (SQL Server, Oracle, Informix) e ORMs NHibernate e Entity Framework Core. Especialista em documentos fiscais eletrônicos (NF-e, CT-e, NFS-e) e integrações SEFAZ multi-UF. Experiência fullstack com React e TypeScript. Foco em código limpo, princípios SOLID, testes automatizados e arquiteturas escaláveis.</w:t>
+        <w:t xml:space="preserve">Desenvolvedor .NET Pleno com 6+ anos de experiência em TI — os últimos anos dedicados ao desenvolvimento C#/.NET (promovido de Júnior a Pleno) e os anteriores à análise de sistemas fiscais complexos. Atuação no ciclo completo de sistemas empresariais de missão crítica: APIs REST com ASP.NET Core e Web API, arquitetura multi-banco (SQL Server, Oracle, Informix) com Entity Framework Core e NHibernate, aplicando SOLID e Clean Architecture com testes de unidade. Especialista em documentos fiscais eletrônicos (NF-e, CT-e, NFS-e) e integrações SEFAZ multi-UF. Experiência fullstack com React e TypeScript. Disponível para vagas de Desenvolvedor .NET Pleno (remoto ou Lages/SC).</w:t>
       </w:r>
     </w:p>
     <w:p>
@@ -249,7 +249,7 @@
           <w:sz w:val="21"/>
           <w:szCs w:val="21"/>
         </w:rPr>
-        <w:t xml:space="preserve">Desenvolvedor de Software (.NET) — NDD Tech</w:t>
+        <w:t xml:space="preserve">Desenvolvedor de Software .NET (Júnior para Pleno) — NDD Tech</w:t>
       </w:r>
       <w:r>
         <w:rPr>
@@ -312,7 +312,25 @@
           <w:sz w:val="20"/>
           <w:szCs w:val="20"/>
         </w:rPr>
-        <w:t xml:space="preserve">Liderança técnica na migração para CNPJ Alfanumérico em tabelas de alto volume, incluindo decomposição e recomposição da chave de acesso fiscal.</w:t>
+        <w:t xml:space="preserve">Aplicação de SOLID e princípios de Clean Architecture, com testes de unidade em NUnit/Moq e revisão de código entre pares.</w:t>
+      </w:r>
+    </w:p>
+    <w:p>
+      <w:pPr>
+        <w:pStyle w:val="ListParagraph"/>
+        <w:numPr>
+          <w:ilvl w:val="0"/>
+          <w:numId w:val="2"/>
+        </w:numPr>
+        <w:spacing w:after="40"/>
+      </w:pPr>
+      <w:r>
+        <w:rPr>
+          <w:rFonts w:ascii="Calibri" w:cs="Calibri" w:eastAsia="Calibri" w:hAnsi="Calibri"/>
+          <w:sz w:val="20"/>
+          <w:szCs w:val="20"/>
+        </w:rPr>
+        <w:t xml:space="preserve">Participação técnica na migração para CNPJ Alfanumérico em tabelas de alto volume, incluindo decomposição e recomposição da chave de acesso fiscal.</w:t>
       </w:r>
     </w:p>
     <w:p>
@@ -447,25 +465,25 @@
           <w:sz w:val="20"/>
           <w:szCs w:val="20"/>
         </w:rPr>
-        <w:t xml:space="preserve">Automação de análise de arquivos de configuração com Python, reduzendo tempo de diagnóstico.</w:t>
-      </w:r>
-    </w:p>
-    <w:p>
-      <w:pPr>
-        <w:pStyle w:val="ListParagraph"/>
-        <w:numPr>
-          <w:ilvl w:val="0"/>
-          <w:numId w:val="2"/>
-        </w:numPr>
-        <w:spacing w:after="40"/>
-      </w:pPr>
-      <w:r>
-        <w:rPr>
-          <w:rFonts w:ascii="Calibri" w:cs="Calibri" w:eastAsia="Calibri" w:hAnsi="Calibri"/>
-          <w:sz w:val="20"/>
-          <w:szCs w:val="20"/>
-        </w:rPr>
-        <w:t xml:space="preserve">Ponte entre times de suporte e engenharia, evoluindo para a função de desenvolvimento C#/.NET.</w:t>
+        <w:t xml:space="preserve">Automação de análise de arquivos de configuração com Python, agilizando o diagnóstico de incidentes.</w:t>
+      </w:r>
+    </w:p>
+    <w:p>
+      <w:pPr>
+        <w:pStyle w:val="ListParagraph"/>
+        <w:numPr>
+          <w:ilvl w:val="0"/>
+          <w:numId w:val="2"/>
+        </w:numPr>
+        <w:spacing w:after="40"/>
+      </w:pPr>
+      <w:r>
+        <w:rPr>
+          <w:rFonts w:ascii="Calibri" w:cs="Calibri" w:eastAsia="Calibri" w:hAnsi="Calibri"/>
+          <w:sz w:val="20"/>
+          <w:szCs w:val="20"/>
+        </w:rPr>
+        <w:t xml:space="preserve">Ponte entre times de suporte e engenharia, com transição para a função de desenvolvimento C#/.NET.</w:t>
       </w:r>
     </w:p>
     <w:p>
@@ -593,6 +611,24 @@
           <w:szCs w:val="24"/>
         </w:rPr>
         <w:t xml:space="preserve">PROJETOS SELECIONADOS</w:t>
+      </w:r>
+    </w:p>
+    <w:p>
+      <w:pPr>
+        <w:pStyle w:val="ListParagraph"/>
+        <w:numPr>
+          <w:ilvl w:val="0"/>
+          <w:numId w:val="2"/>
+        </w:numPr>
+        <w:spacing w:after="40"/>
+      </w:pPr>
+      <w:r>
+        <w:rPr>
+          <w:rFonts w:ascii="Calibri" w:cs="Calibri" w:eastAsia="Calibri" w:hAnsi="Calibri"/>
+          <w:sz w:val="20"/>
+          <w:szCs w:val="20"/>
+        </w:rPr>
+        <w:t xml:space="preserve">LayoutParser Suite (projeto principal, github.com/Elsonc1) — Organização com múltiplos repositórios em .NET 10 e .NET 4.8.1 para parsing de layouts fiscais: API REST, biblioteca de parsing reutilizável e utilitário de descriptografia. Arquitetura em camadas, logging com Serilog e documentação Swagger/OpenAPI.</w:t>
       </w:r>
     </w:p>
     <w:p>

--- a/assets/word/Elson-Lopes-CV-PT.docx
+++ b/assets/word/Elson-Lopes-CV-PT.docx
@@ -89,7 +89,7 @@
           <w:sz w:val="20"/>
           <w:szCs w:val="20"/>
         </w:rPr>
-        <w:t xml:space="preserve">Desenvolvedor .NET Pleno com 6+ anos de experiência em TI — os últimos anos dedicados ao desenvolvimento C#/.NET (promovido de Júnior a Pleno) e os anteriores à análise de sistemas fiscais complexos. Atuação no ciclo completo de sistemas empresariais de missão crítica: APIs REST com ASP.NET Core e Web API, arquitetura multi-banco (SQL Server, Oracle, Informix) com Entity Framework Core e NHibernate, aplicando SOLID e Clean Architecture com testes de unidade. Especialista em documentos fiscais eletrônicos (NF-e, CT-e, NFS-e) e integrações SEFAZ multi-UF. Experiência fullstack com React e TypeScript. Disponível para vagas de Desenvolvedor .NET Pleno (remoto ou Lages/SC).</w:t>
+        <w:t xml:space="preserve">Desenvolvedor .NET Pleno com 6+ anos de experiência em TI — os últimos anos dedicados ao desenvolvimento C#/.NET (promovido de Júnior a Pleno) e os anteriores à análise de sistemas fiscais complexos. Atuação no ciclo completo de sistemas empresariais de missão crítica: APIs REST com ASP.NET Core e Web API, arquitetura multi-banco (SQL Server, Oracle, Informix) com Entity Framework Core e NHibernate, aplicando SOLID e Clean Architecture com testes de unidade. Especialista em documentos fiscais eletrônicos (NF-e, CT-e, NFS-e) e integrações SEFAZ multi-UF. Mantenedor do LayoutParser, ecossistema autoral em produção com API .NET 10, IA multi-provedor e testes E2E, em avaliação para comercialização. Experiência fullstack com React e TypeScript. Disponível para vagas de Desenvolvedor .NET Pleno (remoto ou Lages/SC).</w:t>
       </w:r>
     </w:p>
     <w:p>
@@ -212,7 +212,7 @@
           <w:sz w:val="20"/>
           <w:szCs w:val="20"/>
         </w:rPr>
-        <w:t xml:space="preserve">Produtividade com IA: GitHub Copilot, MCP Server para validação de padrões arquiteturais</w:t>
+        <w:t xml:space="preserve">IA aplicada: integração com LLMs (Ollama, Gemini, OpenAI), RAG, geração automática de XSLT/TCL, GitHub Copilot, MCP Server para validação de padrões arquiteturais</w:t>
       </w:r>
     </w:p>
     <w:p>
@@ -628,7 +628,7 @@
           <w:sz w:val="20"/>
           <w:szCs w:val="20"/>
         </w:rPr>
-        <w:t xml:space="preserve">LayoutParser Suite (projeto principal, github.com/Elsonc1) — Organização com múltiplos repositórios em .NET 10 e .NET 4.8.1 para parsing de layouts fiscais: API REST, biblioteca de parsing reutilizável e utilitário de descriptografia. Arquitetura em camadas, logging com Serilog e documentação Swagger/OpenAPI.</w:t>
+        <w:t xml:space="preserve">LayoutParser — projeto autoral próprio, em produção (github.com/LayoutParser · layoutparser.duckdns.org). Ecossistema com 6+ repositórios: API .NET 10 com mais de 20 controllers, cache Redis, SQL Server e observabilidade Serilog/Elastic; camada de IA multi-provedor (Ollama, Gemini, OpenAI) que aprende a gerar transformações XSLT/TCL automaticamente a partir de layouts XML; front-end React/Vite com gateway Node/Fastify; suíte de testes E2E em Cypress validando a aceitação fiscal real contra um ambiente simulado de SEFAZ. Deploy ativo; em avaliação para comercialização como produto/serviço.</w:t>
       </w:r>
     </w:p>
     <w:p>

--- a/assets/word/Elson-Lopes-CV-PT.docx
+++ b/assets/word/Elson-Lopes-CV-PT.docx
@@ -89,7 +89,7 @@
           <w:sz w:val="20"/>
           <w:szCs w:val="20"/>
         </w:rPr>
-        <w:t xml:space="preserve">Desenvolvedor .NET Pleno com 6+ anos de experiência em TI — os últimos anos dedicados ao desenvolvimento C#/.NET (promovido de Júnior a Pleno) e os anteriores à análise de sistemas fiscais complexos. Atuação no ciclo completo de sistemas empresariais de missão crítica: APIs REST com ASP.NET Core e Web API, arquitetura multi-banco (SQL Server, Oracle, Informix) com Entity Framework Core e NHibernate, aplicando SOLID e Clean Architecture com testes de unidade. Especialista em documentos fiscais eletrônicos (NF-e, CT-e, NFS-e) e integrações SEFAZ multi-UF. Mantenedor do LayoutParser, ecossistema autoral em produção com API .NET 10, IA multi-provedor e testes E2E, em avaliação para comercialização. Experiência fullstack com React e TypeScript. Disponível para vagas de Desenvolvedor .NET Pleno (remoto ou Lages/SC).</w:t>
+        <w:t xml:space="preserve">Desenvolvedor .NET Pleno com 6+ anos de experiência em TI — os últimos anos dedicados ao desenvolvimento C#/.NET (promovido de Júnior a Pleno) e os anteriores à análise de sistemas fiscais complexos. Atuação no ciclo completo de sistemas empresariais de missão crítica: APIs REST com ASP.NET Core e Web API, arquitetura multi-banco (SQL Server, Oracle, Informix) com Entity Framework Core e NHibernate, aplicando SOLID e Clean Architecture com testes de unidade. Especialista em documentos fiscais eletrônicos (NF-e, CT-e, NFS-e) e integrações SEFAZ multi-UF. Mantenedor do LayoutParser, ecossistema autoral em produção com API .NET 10, IA local (Ollama, RAG) e testes E2E, em avaliação para comercialização. Experiência fullstack com React e TypeScript. Disponível para vagas de Desenvolvedor .NET Pleno (remoto ou Lages/SC).</w:t>
       </w:r>
     </w:p>
     <w:p>
@@ -212,7 +212,7 @@
           <w:sz w:val="20"/>
           <w:szCs w:val="20"/>
         </w:rPr>
-        <w:t xml:space="preserve">IA aplicada: integração com LLMs (Ollama, Gemini, OpenAI), RAG, geração automática de XSLT/TCL, GitHub Copilot, MCP Server para validação de padrões arquiteturais</w:t>
+        <w:t xml:space="preserve">IA aplicada: RAG + few-shot com Ollama local (dados fiscais on-premise), geração automática de XSLT/TCL, GitHub Copilot, MCP Server para validação de padrões arquiteturais</w:t>
       </w:r>
     </w:p>
     <w:p>
@@ -628,7 +628,7 @@
           <w:sz w:val="20"/>
           <w:szCs w:val="20"/>
         </w:rPr>
-        <w:t xml:space="preserve">LayoutParser — projeto autoral próprio, em produção (github.com/LayoutParser · layoutparser.duckdns.org). Ecossistema com 6+ repositórios: API .NET 10 com mais de 20 controllers, cache Redis, SQL Server e observabilidade Serilog/Elastic; camada de IA multi-provedor (Ollama, Gemini, OpenAI) que aprende a gerar transformações XSLT/TCL automaticamente a partir de layouts XML; front-end React/Vite com gateway Node/Fastify; suíte de testes E2E em Cypress validando a aceitação fiscal real contra um ambiente simulado de SEFAZ. Deploy ativo; em avaliação para comercialização como produto/serviço.</w:t>
+        <w:t xml:space="preserve">LayoutParser — projeto autoral próprio, em produção (github.com/LayoutParser · layoutparser.duckdns.org). Ecossistema com 6+ repositórios: API .NET 10 com mais de 20 controllers, cache Redis, SQL Server e observabilidade Serilog/Elastic; camada de IA local (Ollama, RAG + few-shot) que aprende a gerar transformações XSLT/TCL automaticamente a partir de layouts XML; front-end React/Vite com gateway Node/Fastify; suíte de testes E2E em Cypress validando a aceitação fiscal real contra um ambiente simulado de SEFAZ. Deploy ativo; em avaliação para comercialização como produto/serviço.</w:t>
       </w:r>
     </w:p>
     <w:p>
